--- a/outputs/documents/tbi/partners/Clinical_Handbook_Partners_tbi.docx
+++ b/outputs/documents/tbi/partners/Clinical_Handbook_Partners_tbi.docx
@@ -11257,7 +11257,7 @@
                 <w:sz w:val="24"/>
                 <w:szCs w:val="24"/>
               </w:rPr>
-              <w:t>Classification</w:t>
+              <w:t>Regulatory</w:t>
             </w:r>
           </w:p>
         </w:tc>
@@ -11296,7 +11296,7 @@
                 <w:sz w:val="24"/>
                 <w:szCs w:val="24"/>
               </w:rPr>
-              <w:t>TBI Status</w:t>
+              <w:t>Evidence Level</w:t>
             </w:r>
           </w:p>
         </w:tc>
@@ -11478,7 +11478,7 @@
                 <w:sz w:val="24"/>
                 <w:szCs w:val="24"/>
               </w:rPr>
-              <w:t>Investigational (Off-Label) — cognitive rehabilitation post-TBI</w:t>
+              <w:t>RCT, Open-label</w:t>
             </w:r>
           </w:p>
         </w:tc>
@@ -11588,7 +11588,7 @@
                 <w:sz w:val="24"/>
                 <w:szCs w:val="24"/>
               </w:rPr>
-              <w:t>CE Class IIa</w:t>
+              <w:t>CE Class IIa — INVESTIGATIONAL OFF-LABEL</w:t>
             </w:r>
           </w:p>
         </w:tc>
@@ -11624,7 +11624,7 @@
                 <w:sz w:val="24"/>
                 <w:szCs w:val="24"/>
               </w:rPr>
-              <w:t>INVESTIGATIONAL (Off-Label)</w:t>
+              <w:t>Investigational</w:t>
             </w:r>
           </w:p>
         </w:tc>
@@ -11736,7 +11736,7 @@
                 <w:sz w:val="24"/>
                 <w:szCs w:val="24"/>
               </w:rPr>
-              <w:t>CE-marked</w:t>
+              <w:t>CE-marked (epilepsy/depression)</w:t>
             </w:r>
           </w:p>
         </w:tc>
@@ -11772,7 +11772,7 @@
                 <w:sz w:val="24"/>
                 <w:szCs w:val="24"/>
               </w:rPr>
-              <w:t>Emerging adjunctive — vagal neuroprotection and pain modulation</w:t>
+              <w:t>Open-label, Pilot</w:t>
             </w:r>
           </w:p>
         </w:tc>
@@ -11882,7 +11882,7 @@
                 <w:sz w:val="24"/>
                 <w:szCs w:val="24"/>
               </w:rPr>
-              <w:t>FDA-cleared</w:t>
+              <w:t>FDA-cleared (anxiety/insomnia/depression)</w:t>
             </w:r>
           </w:p>
         </w:tc>
@@ -11918,7 +11918,7 @@
                 <w:sz w:val="24"/>
                 <w:szCs w:val="24"/>
               </w:rPr>
-              <w:t>Investigational (Off-Label) — headache, sleep, mood component</w:t>
+              <w:t>Open-label, Pilot</w:t>
             </w:r>
           </w:p>
         </w:tc>
